--- a/17 18 20/5.Power Bi/2) Transformation/2) Pivot Unpivot/Pivot and UnPivot.docx
+++ b/17 18 20/5.Power Bi/2) Transformation/2) Pivot Unpivot/Pivot and UnPivot.docx
@@ -105,1006 +105,6 @@
           <w:lang w:eastAsia="en-IN"/>
         </w:rPr>
       </w:pPr>
-      <w:r>
-        <w:rPr>
-          <w:rFonts w:ascii="Candara" w:eastAsia="Times New Roman" w:hAnsi="Candara" w:cs="Segoe UI"/>
-          <w:b/>
-          <w:bCs/>
-          <w:color w:val="0D0D0D"/>
-          <w:sz w:val="18"/>
-          <w:szCs w:val="18"/>
-          <w:lang w:eastAsia="en-IN"/>
-        </w:rPr>
-        <w:t>Pivot Data</w:t>
-      </w:r>
-    </w:p>
-    <w:p>
-      <w:pPr>
-        <w:shd w:val="clear" w:color="auto" w:fill="FCFCFC"/>
-        <w:spacing w:after="0" w:line="240" w:lineRule="auto"/>
-        <w:ind w:firstLine="720"/>
-        <w:rPr>
-          <w:rFonts w:ascii="Candara" w:eastAsia="Times New Roman" w:hAnsi="Candara" w:cs="Segoe UI"/>
-          <w:color w:val="0D0D0D"/>
-          <w:sz w:val="18"/>
-          <w:szCs w:val="18"/>
-          <w:lang w:eastAsia="en-IN"/>
-        </w:rPr>
-      </w:pPr>
-      <w:r>
-        <w:rPr>
-          <w:rFonts w:ascii="Candara" w:eastAsia="Times New Roman" w:hAnsi="Candara" w:cs="Segoe UI"/>
-          <w:b/>
-          <w:bCs/>
-          <w:color w:val="0D0D0D"/>
-          <w:sz w:val="18"/>
-          <w:szCs w:val="18"/>
-          <w:lang w:eastAsia="en-IN"/>
-        </w:rPr>
-        <w:t>Pivot</w:t>
-      </w:r>
-      <w:r>
-        <w:rPr>
-          <w:rFonts w:ascii="Candara" w:eastAsia="Times New Roman" w:hAnsi="Candara" w:cs="Segoe UI"/>
-          <w:color w:val="0D0D0D"/>
-          <w:sz w:val="18"/>
-          <w:szCs w:val="18"/>
-          <w:lang w:eastAsia="en-IN"/>
-        </w:rPr>
-        <w:t> transforms </w:t>
-      </w:r>
-      <w:r>
-        <w:rPr>
-          <w:rFonts w:ascii="Candara" w:eastAsia="Times New Roman" w:hAnsi="Candara" w:cs="Segoe UI"/>
-          <w:b/>
-          <w:bCs/>
-          <w:color w:val="0D0D0D"/>
-          <w:sz w:val="18"/>
-          <w:szCs w:val="18"/>
-          <w:lang w:eastAsia="en-IN"/>
-        </w:rPr>
-        <w:t>row values into columns</w:t>
-      </w:r>
-      <w:r>
-        <w:rPr>
-          <w:rFonts w:ascii="Candara" w:eastAsia="Times New Roman" w:hAnsi="Candara" w:cs="Segoe UI"/>
-          <w:color w:val="0D0D0D"/>
-          <w:sz w:val="18"/>
-          <w:szCs w:val="18"/>
-          <w:lang w:eastAsia="en-IN"/>
-        </w:rPr>
-        <w:t xml:space="preserve"> by using </w:t>
-      </w:r>
-      <w:r>
-        <w:rPr>
-          <w:rFonts w:ascii="Candara" w:eastAsia="Times New Roman" w:hAnsi="Candara" w:cs="Segoe UI"/>
-          <w:color w:val="0D0D0D"/>
-          <w:sz w:val="18"/>
-          <w:szCs w:val="18"/>
-          <w:lang w:eastAsia="en-IN"/>
-        </w:rPr>
-        <w:t>the unique values in one column.</w:t>
-      </w:r>
-    </w:p>
-    <w:p>
-      <w:pPr>
-        <w:shd w:val="clear" w:color="auto" w:fill="FCFCFC"/>
-        <w:spacing w:after="0" w:line="240" w:lineRule="auto"/>
-        <w:rPr>
-          <w:rFonts w:ascii="Candara" w:eastAsia="Times New Roman" w:hAnsi="Candara" w:cs="Segoe UI"/>
-          <w:color w:val="0D0D0D"/>
-          <w:sz w:val="18"/>
-          <w:szCs w:val="18"/>
-          <w:lang w:eastAsia="en-IN"/>
-        </w:rPr>
-      </w:pPr>
-    </w:p>
-    <w:p>
-      <w:pPr>
-        <w:shd w:val="clear" w:color="auto" w:fill="FCFCFC"/>
-        <w:spacing w:after="0" w:line="240" w:lineRule="auto"/>
-        <w:rPr>
-          <w:rFonts w:ascii="Candara" w:eastAsia="Times New Roman" w:hAnsi="Candara" w:cs="Segoe UI"/>
-          <w:color w:val="0D0D0D"/>
-          <w:sz w:val="18"/>
-          <w:szCs w:val="18"/>
-          <w:lang w:eastAsia="en-IN"/>
-        </w:rPr>
-      </w:pPr>
-    </w:p>
-    <w:p>
-      <w:pPr>
-        <w:shd w:val="clear" w:color="auto" w:fill="FCFCFC"/>
-        <w:spacing w:after="0" w:line="240" w:lineRule="auto"/>
-        <w:rPr>
-          <w:rFonts w:ascii="Candara" w:eastAsia="Times New Roman" w:hAnsi="Candara" w:cs="Segoe UI"/>
-          <w:color w:val="0D0D0D"/>
-          <w:sz w:val="18"/>
-          <w:szCs w:val="18"/>
-          <w:lang w:eastAsia="en-IN"/>
-        </w:rPr>
-      </w:pPr>
-    </w:p>
-    <w:tbl>
-      <w:tblPr>
-        <w:tblW w:w="2380" w:type="dxa"/>
-        <w:tblLook w:val="04A0" w:firstRow="1" w:lastRow="0" w:firstColumn="1" w:lastColumn="0" w:noHBand="0" w:noVBand="1"/>
-      </w:tblPr>
-      <w:tblGrid>
-        <w:gridCol w:w="1040"/>
-        <w:gridCol w:w="736"/>
-        <w:gridCol w:w="640"/>
-      </w:tblGrid>
-      <w:tr>
-        <w:trPr>
-          <w:trHeight w:val="288"/>
-        </w:trPr>
-        <w:tc>
-          <w:tcPr>
-            <w:tcW w:w="1040" w:type="dxa"/>
-            <w:tcBorders>
-              <w:top w:val="single" w:sz="4" w:space="0" w:color="FFD966"/>
-              <w:left w:val="single" w:sz="4" w:space="0" w:color="FFD966"/>
-              <w:bottom w:val="single" w:sz="4" w:space="0" w:color="FFD966"/>
-              <w:right w:val="nil"/>
-            </w:tcBorders>
-            <w:shd w:val="clear" w:color="FFC000" w:fill="FFC000"/>
-            <w:noWrap/>
-            <w:vAlign w:val="bottom"/>
-            <w:hideMark/>
-          </w:tcPr>
-          <w:p>
-            <w:pPr>
-              <w:spacing w:after="0" w:line="240" w:lineRule="auto"/>
-              <w:rPr>
-                <w:rFonts w:ascii="Candara" w:eastAsia="Times New Roman" w:hAnsi="Candara" w:cs="Calibri"/>
-                <w:b/>
-                <w:bCs/>
-                <w:color w:val="FFFFFF"/>
-                <w:sz w:val="18"/>
-                <w:szCs w:val="18"/>
-                <w:lang w:eastAsia="en-IN"/>
-              </w:rPr>
-            </w:pPr>
-            <w:r>
-              <w:rPr>
-                <w:rFonts w:ascii="Candara" w:eastAsia="Times New Roman" w:hAnsi="Candara" w:cs="Calibri"/>
-                <w:b/>
-                <w:bCs/>
-                <w:color w:val="FFFFFF"/>
-                <w:sz w:val="18"/>
-                <w:szCs w:val="18"/>
-                <w:lang w:eastAsia="en-IN"/>
-              </w:rPr>
-              <w:t>Product</w:t>
-            </w:r>
-          </w:p>
-        </w:tc>
-        <w:tc>
-          <w:tcPr>
-            <w:tcW w:w="700" w:type="dxa"/>
-            <w:tcBorders>
-              <w:top w:val="single" w:sz="4" w:space="0" w:color="FFD966"/>
-              <w:left w:val="nil"/>
-              <w:bottom w:val="single" w:sz="4" w:space="0" w:color="FFD966"/>
-              <w:right w:val="nil"/>
-            </w:tcBorders>
-            <w:shd w:val="clear" w:color="FFC000" w:fill="FFC000"/>
-            <w:noWrap/>
-            <w:vAlign w:val="bottom"/>
-            <w:hideMark/>
-          </w:tcPr>
-          <w:p>
-            <w:pPr>
-              <w:spacing w:after="0" w:line="240" w:lineRule="auto"/>
-              <w:rPr>
-                <w:rFonts w:ascii="Candara" w:eastAsia="Times New Roman" w:hAnsi="Candara" w:cs="Calibri"/>
-                <w:b/>
-                <w:bCs/>
-                <w:color w:val="FFFFFF"/>
-                <w:sz w:val="18"/>
-                <w:szCs w:val="18"/>
-                <w:lang w:eastAsia="en-IN"/>
-              </w:rPr>
-            </w:pPr>
-            <w:r>
-              <w:rPr>
-                <w:rFonts w:ascii="Candara" w:eastAsia="Times New Roman" w:hAnsi="Candara" w:cs="Calibri"/>
-                <w:b/>
-                <w:bCs/>
-                <w:color w:val="FFFFFF"/>
-                <w:sz w:val="18"/>
-                <w:szCs w:val="18"/>
-                <w:lang w:eastAsia="en-IN"/>
-              </w:rPr>
-              <w:t>Month</w:t>
-            </w:r>
-          </w:p>
-        </w:tc>
-        <w:tc>
-          <w:tcPr>
-            <w:tcW w:w="640" w:type="dxa"/>
-            <w:tcBorders>
-              <w:top w:val="single" w:sz="4" w:space="0" w:color="FFD966"/>
-              <w:left w:val="nil"/>
-              <w:bottom w:val="single" w:sz="4" w:space="0" w:color="FFD966"/>
-              <w:right w:val="nil"/>
-            </w:tcBorders>
-            <w:shd w:val="clear" w:color="FFC000" w:fill="FFC000"/>
-            <w:noWrap/>
-            <w:vAlign w:val="bottom"/>
-            <w:hideMark/>
-          </w:tcPr>
-          <w:p>
-            <w:pPr>
-              <w:spacing w:after="0" w:line="240" w:lineRule="auto"/>
-              <w:rPr>
-                <w:rFonts w:ascii="Candara" w:eastAsia="Times New Roman" w:hAnsi="Candara" w:cs="Calibri"/>
-                <w:b/>
-                <w:bCs/>
-                <w:color w:val="FFFFFF"/>
-                <w:sz w:val="18"/>
-                <w:szCs w:val="18"/>
-                <w:lang w:eastAsia="en-IN"/>
-              </w:rPr>
-            </w:pPr>
-            <w:r>
-              <w:rPr>
-                <w:rFonts w:ascii="Candara" w:eastAsia="Times New Roman" w:hAnsi="Candara" w:cs="Calibri"/>
-                <w:b/>
-                <w:bCs/>
-                <w:color w:val="FFFFFF"/>
-                <w:sz w:val="18"/>
-                <w:szCs w:val="18"/>
-                <w:lang w:eastAsia="en-IN"/>
-              </w:rPr>
-              <w:t>Sales</w:t>
-            </w:r>
-          </w:p>
-        </w:tc>
-      </w:tr>
-      <w:tr>
-        <w:trPr>
-          <w:trHeight w:val="288"/>
-        </w:trPr>
-        <w:tc>
-          <w:tcPr>
-            <w:tcW w:w="1040" w:type="dxa"/>
-            <w:tcBorders>
-              <w:top w:val="nil"/>
-              <w:left w:val="nil"/>
-              <w:bottom w:val="single" w:sz="4" w:space="0" w:color="FFD966"/>
-              <w:right w:val="nil"/>
-            </w:tcBorders>
-            <w:shd w:val="clear" w:color="FFF2CC" w:fill="FFF2CC"/>
-            <w:noWrap/>
-            <w:vAlign w:val="bottom"/>
-            <w:hideMark/>
-          </w:tcPr>
-          <w:p>
-            <w:pPr>
-              <w:spacing w:after="0" w:line="240" w:lineRule="auto"/>
-              <w:rPr>
-                <w:rFonts w:ascii="Candara" w:eastAsia="Times New Roman" w:hAnsi="Candara" w:cs="Calibri"/>
-                <w:color w:val="000000"/>
-                <w:sz w:val="18"/>
-                <w:szCs w:val="18"/>
-                <w:lang w:eastAsia="en-IN"/>
-              </w:rPr>
-            </w:pPr>
-            <w:r>
-              <w:rPr>
-                <w:rFonts w:ascii="Candara" w:eastAsia="Times New Roman" w:hAnsi="Candara" w:cs="Calibri"/>
-                <w:color w:val="000000"/>
-                <w:sz w:val="18"/>
-                <w:szCs w:val="18"/>
-                <w:lang w:eastAsia="en-IN"/>
-              </w:rPr>
-              <w:t>Laptop</w:t>
-            </w:r>
-          </w:p>
-        </w:tc>
-        <w:tc>
-          <w:tcPr>
-            <w:tcW w:w="700" w:type="dxa"/>
-            <w:tcBorders>
-              <w:top w:val="nil"/>
-              <w:left w:val="nil"/>
-              <w:bottom w:val="single" w:sz="4" w:space="0" w:color="FFD966"/>
-              <w:right w:val="nil"/>
-            </w:tcBorders>
-            <w:shd w:val="clear" w:color="FFF2CC" w:fill="FFF2CC"/>
-            <w:noWrap/>
-            <w:vAlign w:val="bottom"/>
-            <w:hideMark/>
-          </w:tcPr>
-          <w:p>
-            <w:pPr>
-              <w:spacing w:after="0" w:line="240" w:lineRule="auto"/>
-              <w:rPr>
-                <w:rFonts w:ascii="Candara" w:eastAsia="Times New Roman" w:hAnsi="Candara" w:cs="Calibri"/>
-                <w:color w:val="000000"/>
-                <w:sz w:val="18"/>
-                <w:szCs w:val="18"/>
-                <w:lang w:eastAsia="en-IN"/>
-              </w:rPr>
-            </w:pPr>
-            <w:r>
-              <w:rPr>
-                <w:rFonts w:ascii="Candara" w:eastAsia="Times New Roman" w:hAnsi="Candara" w:cs="Calibri"/>
-                <w:color w:val="000000"/>
-                <w:sz w:val="18"/>
-                <w:szCs w:val="18"/>
-                <w:lang w:eastAsia="en-IN"/>
-              </w:rPr>
-              <w:t>Jan</w:t>
-            </w:r>
-          </w:p>
-        </w:tc>
-        <w:tc>
-          <w:tcPr>
-            <w:tcW w:w="640" w:type="dxa"/>
-            <w:tcBorders>
-              <w:top w:val="nil"/>
-              <w:left w:val="nil"/>
-              <w:bottom w:val="single" w:sz="4" w:space="0" w:color="FFD966"/>
-              <w:right w:val="nil"/>
-            </w:tcBorders>
-            <w:shd w:val="clear" w:color="FFF2CC" w:fill="FFF2CC"/>
-            <w:noWrap/>
-            <w:vAlign w:val="bottom"/>
-            <w:hideMark/>
-          </w:tcPr>
-          <w:p>
-            <w:pPr>
-              <w:spacing w:after="0" w:line="240" w:lineRule="auto"/>
-              <w:jc w:val="right"/>
-              <w:rPr>
-                <w:rFonts w:ascii="Candara" w:eastAsia="Times New Roman" w:hAnsi="Candara" w:cs="Calibri"/>
-                <w:color w:val="000000"/>
-                <w:sz w:val="18"/>
-                <w:szCs w:val="18"/>
-                <w:lang w:eastAsia="en-IN"/>
-              </w:rPr>
-            </w:pPr>
-            <w:r>
-              <w:rPr>
-                <w:rFonts w:ascii="Candara" w:eastAsia="Times New Roman" w:hAnsi="Candara" w:cs="Calibri"/>
-                <w:color w:val="000000"/>
-                <w:sz w:val="18"/>
-                <w:szCs w:val="18"/>
-                <w:lang w:eastAsia="en-IN"/>
-              </w:rPr>
-              <w:t>1000</w:t>
-            </w:r>
-          </w:p>
-        </w:tc>
-      </w:tr>
-      <w:tr>
-        <w:trPr>
-          <w:trHeight w:val="288"/>
-        </w:trPr>
-        <w:tc>
-          <w:tcPr>
-            <w:tcW w:w="1040" w:type="dxa"/>
-            <w:tcBorders>
-              <w:top w:val="nil"/>
-              <w:left w:val="nil"/>
-              <w:bottom w:val="single" w:sz="4" w:space="0" w:color="FFD966"/>
-              <w:right w:val="nil"/>
-            </w:tcBorders>
-            <w:shd w:val="clear" w:color="FFF2CC" w:fill="FFF2CC"/>
-            <w:noWrap/>
-            <w:vAlign w:val="bottom"/>
-            <w:hideMark/>
-          </w:tcPr>
-          <w:p>
-            <w:pPr>
-              <w:spacing w:after="0" w:line="240" w:lineRule="auto"/>
-              <w:rPr>
-                <w:rFonts w:ascii="Candara" w:eastAsia="Times New Roman" w:hAnsi="Candara" w:cs="Calibri"/>
-                <w:color w:val="000000"/>
-                <w:sz w:val="18"/>
-                <w:szCs w:val="18"/>
-                <w:lang w:eastAsia="en-IN"/>
-              </w:rPr>
-            </w:pPr>
-            <w:r>
-              <w:rPr>
-                <w:rFonts w:ascii="Candara" w:eastAsia="Times New Roman" w:hAnsi="Candara" w:cs="Calibri"/>
-                <w:color w:val="000000"/>
-                <w:sz w:val="18"/>
-                <w:szCs w:val="18"/>
-                <w:lang w:eastAsia="en-IN"/>
-              </w:rPr>
-              <w:t>Laptop</w:t>
-            </w:r>
-          </w:p>
-        </w:tc>
-        <w:tc>
-          <w:tcPr>
-            <w:tcW w:w="700" w:type="dxa"/>
-            <w:tcBorders>
-              <w:top w:val="nil"/>
-              <w:left w:val="nil"/>
-              <w:bottom w:val="single" w:sz="4" w:space="0" w:color="FFD966"/>
-              <w:right w:val="nil"/>
-            </w:tcBorders>
-            <w:shd w:val="clear" w:color="FFF2CC" w:fill="FFF2CC"/>
-            <w:noWrap/>
-            <w:vAlign w:val="bottom"/>
-            <w:hideMark/>
-          </w:tcPr>
-          <w:p>
-            <w:pPr>
-              <w:spacing w:after="0" w:line="240" w:lineRule="auto"/>
-              <w:rPr>
-                <w:rFonts w:ascii="Candara" w:eastAsia="Times New Roman" w:hAnsi="Candara" w:cs="Calibri"/>
-                <w:color w:val="000000"/>
-                <w:sz w:val="18"/>
-                <w:szCs w:val="18"/>
-                <w:lang w:eastAsia="en-IN"/>
-              </w:rPr>
-            </w:pPr>
-            <w:r>
-              <w:rPr>
-                <w:rFonts w:ascii="Candara" w:eastAsia="Times New Roman" w:hAnsi="Candara" w:cs="Calibri"/>
-                <w:color w:val="000000"/>
-                <w:sz w:val="18"/>
-                <w:szCs w:val="18"/>
-                <w:lang w:eastAsia="en-IN"/>
-              </w:rPr>
-              <w:t>Feb</w:t>
-            </w:r>
-          </w:p>
-        </w:tc>
-        <w:tc>
-          <w:tcPr>
-            <w:tcW w:w="640" w:type="dxa"/>
-            <w:tcBorders>
-              <w:top w:val="nil"/>
-              <w:left w:val="nil"/>
-              <w:bottom w:val="single" w:sz="4" w:space="0" w:color="FFD966"/>
-              <w:right w:val="nil"/>
-            </w:tcBorders>
-            <w:shd w:val="clear" w:color="FFF2CC" w:fill="FFF2CC"/>
-            <w:noWrap/>
-            <w:vAlign w:val="bottom"/>
-            <w:hideMark/>
-          </w:tcPr>
-          <w:p>
-            <w:pPr>
-              <w:spacing w:after="0" w:line="240" w:lineRule="auto"/>
-              <w:jc w:val="right"/>
-              <w:rPr>
-                <w:rFonts w:ascii="Candara" w:eastAsia="Times New Roman" w:hAnsi="Candara" w:cs="Calibri"/>
-                <w:color w:val="000000"/>
-                <w:sz w:val="18"/>
-                <w:szCs w:val="18"/>
-                <w:lang w:eastAsia="en-IN"/>
-              </w:rPr>
-            </w:pPr>
-            <w:r>
-              <w:rPr>
-                <w:rFonts w:ascii="Candara" w:eastAsia="Times New Roman" w:hAnsi="Candara" w:cs="Calibri"/>
-                <w:color w:val="000000"/>
-                <w:sz w:val="18"/>
-                <w:szCs w:val="18"/>
-                <w:lang w:eastAsia="en-IN"/>
-              </w:rPr>
-              <w:t>1200</w:t>
-            </w:r>
-          </w:p>
-        </w:tc>
-      </w:tr>
-      <w:tr>
-        <w:trPr>
-          <w:trHeight w:val="288"/>
-        </w:trPr>
-        <w:tc>
-          <w:tcPr>
-            <w:tcW w:w="1040" w:type="dxa"/>
-            <w:tcBorders>
-              <w:top w:val="nil"/>
-              <w:left w:val="nil"/>
-              <w:bottom w:val="single" w:sz="4" w:space="0" w:color="FFD966"/>
-              <w:right w:val="nil"/>
-            </w:tcBorders>
-            <w:shd w:val="clear" w:color="FFF2CC" w:fill="FFF2CC"/>
-            <w:noWrap/>
-            <w:vAlign w:val="bottom"/>
-            <w:hideMark/>
-          </w:tcPr>
-          <w:p>
-            <w:pPr>
-              <w:spacing w:after="0" w:line="240" w:lineRule="auto"/>
-              <w:rPr>
-                <w:rFonts w:ascii="Candara" w:eastAsia="Times New Roman" w:hAnsi="Candara" w:cs="Calibri"/>
-                <w:color w:val="000000"/>
-                <w:sz w:val="18"/>
-                <w:szCs w:val="18"/>
-                <w:lang w:eastAsia="en-IN"/>
-              </w:rPr>
-            </w:pPr>
-            <w:r>
-              <w:rPr>
-                <w:rFonts w:ascii="Candara" w:eastAsia="Times New Roman" w:hAnsi="Candara" w:cs="Calibri"/>
-                <w:color w:val="000000"/>
-                <w:sz w:val="18"/>
-                <w:szCs w:val="18"/>
-                <w:lang w:eastAsia="en-IN"/>
-              </w:rPr>
-              <w:t>Laptop</w:t>
-            </w:r>
-          </w:p>
-        </w:tc>
-        <w:tc>
-          <w:tcPr>
-            <w:tcW w:w="700" w:type="dxa"/>
-            <w:tcBorders>
-              <w:top w:val="nil"/>
-              <w:left w:val="nil"/>
-              <w:bottom w:val="single" w:sz="4" w:space="0" w:color="FFD966"/>
-              <w:right w:val="nil"/>
-            </w:tcBorders>
-            <w:shd w:val="clear" w:color="FFF2CC" w:fill="FFF2CC"/>
-            <w:noWrap/>
-            <w:vAlign w:val="bottom"/>
-            <w:hideMark/>
-          </w:tcPr>
-          <w:p>
-            <w:pPr>
-              <w:spacing w:after="0" w:line="240" w:lineRule="auto"/>
-              <w:rPr>
-                <w:rFonts w:ascii="Candara" w:eastAsia="Times New Roman" w:hAnsi="Candara" w:cs="Calibri"/>
-                <w:color w:val="000000"/>
-                <w:sz w:val="18"/>
-                <w:szCs w:val="18"/>
-                <w:lang w:eastAsia="en-IN"/>
-              </w:rPr>
-            </w:pPr>
-            <w:r>
-              <w:rPr>
-                <w:rFonts w:ascii="Candara" w:eastAsia="Times New Roman" w:hAnsi="Candara" w:cs="Calibri"/>
-                <w:color w:val="000000"/>
-                <w:sz w:val="18"/>
-                <w:szCs w:val="18"/>
-                <w:lang w:eastAsia="en-IN"/>
-              </w:rPr>
-              <w:t>Mar</w:t>
-            </w:r>
-          </w:p>
-        </w:tc>
-        <w:tc>
-          <w:tcPr>
-            <w:tcW w:w="640" w:type="dxa"/>
-            <w:tcBorders>
-              <w:top w:val="nil"/>
-              <w:left w:val="nil"/>
-              <w:bottom w:val="single" w:sz="4" w:space="0" w:color="FFD966"/>
-              <w:right w:val="nil"/>
-            </w:tcBorders>
-            <w:shd w:val="clear" w:color="FFF2CC" w:fill="FFF2CC"/>
-            <w:noWrap/>
-            <w:vAlign w:val="bottom"/>
-            <w:hideMark/>
-          </w:tcPr>
-          <w:p>
-            <w:pPr>
-              <w:spacing w:after="0" w:line="240" w:lineRule="auto"/>
-              <w:jc w:val="right"/>
-              <w:rPr>
-                <w:rFonts w:ascii="Candara" w:eastAsia="Times New Roman" w:hAnsi="Candara" w:cs="Calibri"/>
-                <w:color w:val="000000"/>
-                <w:sz w:val="18"/>
-                <w:szCs w:val="18"/>
-                <w:lang w:eastAsia="en-IN"/>
-              </w:rPr>
-            </w:pPr>
-            <w:r>
-              <w:rPr>
-                <w:rFonts w:ascii="Candara" w:eastAsia="Times New Roman" w:hAnsi="Candara" w:cs="Calibri"/>
-                <w:color w:val="000000"/>
-                <w:sz w:val="18"/>
-                <w:szCs w:val="18"/>
-                <w:lang w:eastAsia="en-IN"/>
-              </w:rPr>
-              <w:t>1100</w:t>
-            </w:r>
-          </w:p>
-        </w:tc>
-      </w:tr>
-    </w:tbl>
-    <w:p>
-      <w:pPr>
-        <w:shd w:val="clear" w:color="auto" w:fill="FCFCFC"/>
-        <w:spacing w:after="0" w:line="240" w:lineRule="auto"/>
-        <w:rPr>
-          <w:rFonts w:ascii="Candara" w:eastAsia="Times New Roman" w:hAnsi="Candara" w:cs="Segoe UI"/>
-          <w:color w:val="0D0D0D"/>
-          <w:sz w:val="18"/>
-          <w:szCs w:val="18"/>
-          <w:lang w:eastAsia="en-IN"/>
-        </w:rPr>
-      </w:pPr>
-    </w:p>
-    <w:p>
-      <w:pPr>
-        <w:shd w:val="clear" w:color="auto" w:fill="FCFCFC"/>
-        <w:spacing w:after="0" w:line="240" w:lineRule="auto"/>
-        <w:rPr>
-          <w:rFonts w:ascii="Candara" w:eastAsia="Times New Roman" w:hAnsi="Candara" w:cs="Segoe UI"/>
-          <w:color w:val="0D0D0D"/>
-          <w:sz w:val="18"/>
-          <w:szCs w:val="18"/>
-          <w:lang w:eastAsia="en-IN"/>
-        </w:rPr>
-      </w:pPr>
-      <w:bookmarkStart w:id="0" w:name="_GoBack"/>
-      <w:bookmarkEnd w:id="0"/>
-    </w:p>
-    <w:tbl>
-      <w:tblPr>
-        <w:tblW w:w="3060" w:type="dxa"/>
-        <w:tblLook w:val="04A0" w:firstRow="1" w:lastRow="0" w:firstColumn="1" w:lastColumn="0" w:noHBand="0" w:noVBand="1"/>
-      </w:tblPr>
-      <w:tblGrid>
-        <w:gridCol w:w="1040"/>
-        <w:gridCol w:w="700"/>
-        <w:gridCol w:w="640"/>
-        <w:gridCol w:w="680"/>
-      </w:tblGrid>
-      <w:tr>
-        <w:trPr>
-          <w:trHeight w:val="288"/>
-        </w:trPr>
-        <w:tc>
-          <w:tcPr>
-            <w:tcW w:w="1040" w:type="dxa"/>
-            <w:tcBorders>
-              <w:top w:val="single" w:sz="4" w:space="0" w:color="FFD966"/>
-              <w:left w:val="single" w:sz="4" w:space="0" w:color="FFD966"/>
-              <w:bottom w:val="single" w:sz="4" w:space="0" w:color="FFD966"/>
-              <w:right w:val="nil"/>
-            </w:tcBorders>
-            <w:shd w:val="clear" w:color="FFC000" w:fill="FFC000"/>
-            <w:noWrap/>
-            <w:vAlign w:val="bottom"/>
-            <w:hideMark/>
-          </w:tcPr>
-          <w:p>
-            <w:pPr>
-              <w:spacing w:after="0" w:line="240" w:lineRule="auto"/>
-              <w:rPr>
-                <w:rFonts w:ascii="Candara" w:eastAsia="Times New Roman" w:hAnsi="Candara" w:cs="Calibri"/>
-                <w:b/>
-                <w:bCs/>
-                <w:color w:val="FFFFFF"/>
-                <w:sz w:val="18"/>
-                <w:szCs w:val="18"/>
-                <w:lang w:eastAsia="en-IN"/>
-              </w:rPr>
-            </w:pPr>
-            <w:r>
-              <w:rPr>
-                <w:rFonts w:ascii="Candara" w:eastAsia="Times New Roman" w:hAnsi="Candara" w:cs="Calibri"/>
-                <w:b/>
-                <w:bCs/>
-                <w:color w:val="FFFFFF"/>
-                <w:sz w:val="18"/>
-                <w:szCs w:val="18"/>
-                <w:lang w:eastAsia="en-IN"/>
-              </w:rPr>
-              <w:t>Product</w:t>
-            </w:r>
-          </w:p>
-        </w:tc>
-        <w:tc>
-          <w:tcPr>
-            <w:tcW w:w="700" w:type="dxa"/>
-            <w:tcBorders>
-              <w:top w:val="single" w:sz="4" w:space="0" w:color="FFD966"/>
-              <w:left w:val="nil"/>
-              <w:bottom w:val="single" w:sz="4" w:space="0" w:color="FFD966"/>
-              <w:right w:val="nil"/>
-            </w:tcBorders>
-            <w:shd w:val="clear" w:color="FFC000" w:fill="FFC000"/>
-            <w:noWrap/>
-            <w:vAlign w:val="bottom"/>
-            <w:hideMark/>
-          </w:tcPr>
-          <w:p>
-            <w:pPr>
-              <w:spacing w:after="0" w:line="240" w:lineRule="auto"/>
-              <w:rPr>
-                <w:rFonts w:ascii="Candara" w:eastAsia="Times New Roman" w:hAnsi="Candara" w:cs="Calibri"/>
-                <w:b/>
-                <w:bCs/>
-                <w:color w:val="FFFFFF"/>
-                <w:sz w:val="18"/>
-                <w:szCs w:val="18"/>
-                <w:lang w:eastAsia="en-IN"/>
-              </w:rPr>
-            </w:pPr>
-            <w:r>
-              <w:rPr>
-                <w:rFonts w:ascii="Candara" w:eastAsia="Times New Roman" w:hAnsi="Candara" w:cs="Calibri"/>
-                <w:b/>
-                <w:bCs/>
-                <w:color w:val="FFFFFF"/>
-                <w:sz w:val="18"/>
-                <w:szCs w:val="18"/>
-                <w:lang w:eastAsia="en-IN"/>
-              </w:rPr>
-              <w:t>Jan</w:t>
-            </w:r>
-          </w:p>
-        </w:tc>
-        <w:tc>
-          <w:tcPr>
-            <w:tcW w:w="640" w:type="dxa"/>
-            <w:tcBorders>
-              <w:top w:val="single" w:sz="4" w:space="0" w:color="FFD966"/>
-              <w:left w:val="nil"/>
-              <w:bottom w:val="single" w:sz="4" w:space="0" w:color="FFD966"/>
-              <w:right w:val="nil"/>
-            </w:tcBorders>
-            <w:shd w:val="clear" w:color="FFC000" w:fill="FFC000"/>
-            <w:noWrap/>
-            <w:vAlign w:val="bottom"/>
-            <w:hideMark/>
-          </w:tcPr>
-          <w:p>
-            <w:pPr>
-              <w:spacing w:after="0" w:line="240" w:lineRule="auto"/>
-              <w:rPr>
-                <w:rFonts w:ascii="Candara" w:eastAsia="Times New Roman" w:hAnsi="Candara" w:cs="Calibri"/>
-                <w:b/>
-                <w:bCs/>
-                <w:color w:val="FFFFFF"/>
-                <w:sz w:val="18"/>
-                <w:szCs w:val="18"/>
-                <w:lang w:eastAsia="en-IN"/>
-              </w:rPr>
-            </w:pPr>
-            <w:r>
-              <w:rPr>
-                <w:rFonts w:ascii="Candara" w:eastAsia="Times New Roman" w:hAnsi="Candara" w:cs="Calibri"/>
-                <w:b/>
-                <w:bCs/>
-                <w:color w:val="FFFFFF"/>
-                <w:sz w:val="18"/>
-                <w:szCs w:val="18"/>
-                <w:lang w:eastAsia="en-IN"/>
-              </w:rPr>
-              <w:t>Feb</w:t>
-            </w:r>
-          </w:p>
-        </w:tc>
-        <w:tc>
-          <w:tcPr>
-            <w:tcW w:w="680" w:type="dxa"/>
-            <w:tcBorders>
-              <w:top w:val="single" w:sz="4" w:space="0" w:color="FFD966"/>
-              <w:left w:val="nil"/>
-              <w:bottom w:val="single" w:sz="4" w:space="0" w:color="FFD966"/>
-              <w:right w:val="single" w:sz="4" w:space="0" w:color="FFD966"/>
-            </w:tcBorders>
-            <w:shd w:val="clear" w:color="FFC000" w:fill="FFC000"/>
-            <w:noWrap/>
-            <w:vAlign w:val="bottom"/>
-            <w:hideMark/>
-          </w:tcPr>
-          <w:p>
-            <w:pPr>
-              <w:spacing w:after="0" w:line="240" w:lineRule="auto"/>
-              <w:rPr>
-                <w:rFonts w:ascii="Candara" w:eastAsia="Times New Roman" w:hAnsi="Candara" w:cs="Calibri"/>
-                <w:b/>
-                <w:bCs/>
-                <w:color w:val="FFFFFF"/>
-                <w:sz w:val="18"/>
-                <w:szCs w:val="18"/>
-                <w:lang w:eastAsia="en-IN"/>
-              </w:rPr>
-            </w:pPr>
-            <w:r>
-              <w:rPr>
-                <w:rFonts w:ascii="Candara" w:eastAsia="Times New Roman" w:hAnsi="Candara" w:cs="Calibri"/>
-                <w:b/>
-                <w:bCs/>
-                <w:color w:val="FFFFFF"/>
-                <w:sz w:val="18"/>
-                <w:szCs w:val="18"/>
-                <w:lang w:eastAsia="en-IN"/>
-              </w:rPr>
-              <w:t>Mar</w:t>
-            </w:r>
-          </w:p>
-        </w:tc>
-      </w:tr>
-      <w:tr>
-        <w:trPr>
-          <w:trHeight w:val="288"/>
-        </w:trPr>
-        <w:tc>
-          <w:tcPr>
-            <w:tcW w:w="1040" w:type="dxa"/>
-            <w:tcBorders>
-              <w:top w:val="single" w:sz="4" w:space="0" w:color="FFD966"/>
-              <w:left w:val="single" w:sz="4" w:space="0" w:color="FFD966"/>
-              <w:bottom w:val="single" w:sz="4" w:space="0" w:color="FFD966"/>
-              <w:right w:val="nil"/>
-            </w:tcBorders>
-            <w:shd w:val="clear" w:color="FFF2CC" w:fill="FFF2CC"/>
-            <w:noWrap/>
-            <w:vAlign w:val="bottom"/>
-            <w:hideMark/>
-          </w:tcPr>
-          <w:p>
-            <w:pPr>
-              <w:spacing w:after="0" w:line="240" w:lineRule="auto"/>
-              <w:rPr>
-                <w:rFonts w:ascii="Candara" w:eastAsia="Times New Roman" w:hAnsi="Candara" w:cs="Calibri"/>
-                <w:color w:val="000000"/>
-                <w:sz w:val="18"/>
-                <w:szCs w:val="18"/>
-                <w:lang w:eastAsia="en-IN"/>
-              </w:rPr>
-            </w:pPr>
-            <w:r>
-              <w:rPr>
-                <w:rFonts w:ascii="Candara" w:eastAsia="Times New Roman" w:hAnsi="Candara" w:cs="Calibri"/>
-                <w:color w:val="000000"/>
-                <w:sz w:val="18"/>
-                <w:szCs w:val="18"/>
-                <w:lang w:eastAsia="en-IN"/>
-              </w:rPr>
-              <w:t>Laptop</w:t>
-            </w:r>
-          </w:p>
-        </w:tc>
-        <w:tc>
-          <w:tcPr>
-            <w:tcW w:w="700" w:type="dxa"/>
-            <w:tcBorders>
-              <w:top w:val="single" w:sz="4" w:space="0" w:color="FFD966"/>
-              <w:left w:val="nil"/>
-              <w:bottom w:val="single" w:sz="4" w:space="0" w:color="FFD966"/>
-              <w:right w:val="nil"/>
-            </w:tcBorders>
-            <w:shd w:val="clear" w:color="FFF2CC" w:fill="FFF2CC"/>
-            <w:noWrap/>
-            <w:vAlign w:val="bottom"/>
-            <w:hideMark/>
-          </w:tcPr>
-          <w:p>
-            <w:pPr>
-              <w:spacing w:after="0" w:line="240" w:lineRule="auto"/>
-              <w:jc w:val="right"/>
-              <w:rPr>
-                <w:rFonts w:ascii="Candara" w:eastAsia="Times New Roman" w:hAnsi="Candara" w:cs="Calibri"/>
-                <w:color w:val="000000"/>
-                <w:sz w:val="18"/>
-                <w:szCs w:val="18"/>
-                <w:lang w:eastAsia="en-IN"/>
-              </w:rPr>
-            </w:pPr>
-            <w:r>
-              <w:rPr>
-                <w:rFonts w:ascii="Candara" w:eastAsia="Times New Roman" w:hAnsi="Candara" w:cs="Calibri"/>
-                <w:color w:val="000000"/>
-                <w:sz w:val="18"/>
-                <w:szCs w:val="18"/>
-                <w:lang w:eastAsia="en-IN"/>
-              </w:rPr>
-              <w:t>1000</w:t>
-            </w:r>
-          </w:p>
-        </w:tc>
-        <w:tc>
-          <w:tcPr>
-            <w:tcW w:w="640" w:type="dxa"/>
-            <w:tcBorders>
-              <w:top w:val="single" w:sz="4" w:space="0" w:color="FFD966"/>
-              <w:left w:val="nil"/>
-              <w:bottom w:val="single" w:sz="4" w:space="0" w:color="FFD966"/>
-              <w:right w:val="nil"/>
-            </w:tcBorders>
-            <w:shd w:val="clear" w:color="FFF2CC" w:fill="FFF2CC"/>
-            <w:noWrap/>
-            <w:vAlign w:val="bottom"/>
-            <w:hideMark/>
-          </w:tcPr>
-          <w:p>
-            <w:pPr>
-              <w:spacing w:after="0" w:line="240" w:lineRule="auto"/>
-              <w:jc w:val="right"/>
-              <w:rPr>
-                <w:rFonts w:ascii="Candara" w:eastAsia="Times New Roman" w:hAnsi="Candara" w:cs="Calibri"/>
-                <w:color w:val="000000"/>
-                <w:sz w:val="18"/>
-                <w:szCs w:val="18"/>
-                <w:lang w:eastAsia="en-IN"/>
-              </w:rPr>
-            </w:pPr>
-            <w:r>
-              <w:rPr>
-                <w:rFonts w:ascii="Candara" w:eastAsia="Times New Roman" w:hAnsi="Candara" w:cs="Calibri"/>
-                <w:color w:val="000000"/>
-                <w:sz w:val="18"/>
-                <w:szCs w:val="18"/>
-                <w:lang w:eastAsia="en-IN"/>
-              </w:rPr>
-              <w:t>1200</w:t>
-            </w:r>
-          </w:p>
-        </w:tc>
-        <w:tc>
-          <w:tcPr>
-            <w:tcW w:w="680" w:type="dxa"/>
-            <w:tcBorders>
-              <w:top w:val="single" w:sz="4" w:space="0" w:color="FFD966"/>
-              <w:left w:val="nil"/>
-              <w:bottom w:val="single" w:sz="4" w:space="0" w:color="FFD966"/>
-              <w:right w:val="single" w:sz="4" w:space="0" w:color="FFD966"/>
-            </w:tcBorders>
-            <w:shd w:val="clear" w:color="FFF2CC" w:fill="FFF2CC"/>
-            <w:noWrap/>
-            <w:vAlign w:val="bottom"/>
-            <w:hideMark/>
-          </w:tcPr>
-          <w:p>
-            <w:pPr>
-              <w:spacing w:after="0" w:line="240" w:lineRule="auto"/>
-              <w:jc w:val="right"/>
-              <w:rPr>
-                <w:rFonts w:ascii="Candara" w:eastAsia="Times New Roman" w:hAnsi="Candara" w:cs="Calibri"/>
-                <w:color w:val="000000"/>
-                <w:sz w:val="18"/>
-                <w:szCs w:val="18"/>
-                <w:lang w:eastAsia="en-IN"/>
-              </w:rPr>
-            </w:pPr>
-            <w:r>
-              <w:rPr>
-                <w:rFonts w:ascii="Candara" w:eastAsia="Times New Roman" w:hAnsi="Candara" w:cs="Calibri"/>
-                <w:color w:val="000000"/>
-                <w:sz w:val="18"/>
-                <w:szCs w:val="18"/>
-                <w:lang w:eastAsia="en-IN"/>
-              </w:rPr>
-              <w:t>1100</w:t>
-            </w:r>
-          </w:p>
-        </w:tc>
-      </w:tr>
-    </w:tbl>
-    <w:p>
-      <w:pPr>
-        <w:shd w:val="clear" w:color="auto" w:fill="FCFCFC"/>
-        <w:spacing w:after="0" w:line="240" w:lineRule="auto"/>
-        <w:rPr>
-          <w:rFonts w:ascii="Candara" w:eastAsia="Times New Roman" w:hAnsi="Candara" w:cs="Segoe UI"/>
-          <w:color w:val="0D0D0D"/>
-          <w:sz w:val="18"/>
-          <w:szCs w:val="18"/>
-          <w:lang w:eastAsia="en-IN"/>
-        </w:rPr>
-      </w:pPr>
-    </w:p>
-    <w:p>
-      <w:pPr>
-        <w:shd w:val="clear" w:color="auto" w:fill="FCFCFC"/>
-        <w:spacing w:after="0" w:line="240" w:lineRule="auto"/>
-        <w:rPr>
-          <w:rFonts w:ascii="Candara" w:eastAsia="Times New Roman" w:hAnsi="Candara" w:cs="Segoe UI"/>
-          <w:color w:val="0D0D0D"/>
-          <w:sz w:val="18"/>
-          <w:szCs w:val="18"/>
-          <w:lang w:eastAsia="en-IN"/>
-        </w:rPr>
-      </w:pPr>
     </w:p>
     <w:p>
       <w:pPr>
@@ -1118,6 +118,15 @@
           <w:szCs w:val="18"/>
         </w:rPr>
       </w:pPr>
+      <w:r>
+        <w:rPr>
+          <w:rFonts w:ascii="Candara" w:hAnsi="Candara" w:cs="Segoe UI"/>
+          <w:color w:val="0D0D0D"/>
+          <w:sz w:val="18"/>
+          <w:szCs w:val="18"/>
+        </w:rPr>
+        <w:t xml:space="preserve">Pivot to </w:t>
+      </w:r>
       <w:r>
         <w:rPr>
           <w:rFonts w:ascii="Candara" w:hAnsi="Candara" w:cs="Segoe UI"/>
@@ -1158,26 +167,16 @@
           <w:sz w:val="18"/>
           <w:szCs w:val="18"/>
         </w:rPr>
-        <w:t> does the opposite. It transforms </w:t>
+        <w:t> </w:t>
       </w:r>
       <w:r>
         <w:rPr>
-          <w:rStyle w:val="Strong"/>
           <w:rFonts w:ascii="Candara" w:hAnsi="Candara" w:cs="Segoe UI"/>
           <w:color w:val="0D0D0D"/>
           <w:sz w:val="18"/>
           <w:szCs w:val="18"/>
         </w:rPr>
-        <w:t>multiple columns into rows</w:t>
-      </w:r>
-      <w:r>
-        <w:rPr>
-          <w:rFonts w:ascii="Candara" w:hAnsi="Candara" w:cs="Segoe UI"/>
-          <w:color w:val="0D0D0D"/>
-          <w:sz w:val="18"/>
-          <w:szCs w:val="18"/>
-        </w:rPr>
-        <w:t>, making the data more suitable for analysis.</w:t>
+        <w:t xml:space="preserve">tranform the data from columns to rows as shown below. </w:t>
       </w:r>
     </w:p>
     <w:p>
@@ -2048,6 +1047,1192 @@
           <w:rFonts w:ascii="Candara" w:hAnsi="Candara"/>
           <w:sz w:val="18"/>
           <w:szCs w:val="18"/>
+        </w:rPr>
+      </w:pPr>
+    </w:p>
+    <w:p>
+      <w:pPr>
+        <w:shd w:val="clear" w:color="auto" w:fill="FCFCFC"/>
+        <w:spacing w:after="0" w:line="240" w:lineRule="auto"/>
+        <w:outlineLvl w:val="1"/>
+        <w:rPr>
+          <w:rFonts w:ascii="Candara" w:eastAsia="Times New Roman" w:hAnsi="Candara" w:cs="Segoe UI"/>
+          <w:b/>
+          <w:bCs/>
+          <w:color w:val="0D0D0D"/>
+          <w:sz w:val="18"/>
+          <w:szCs w:val="18"/>
+          <w:lang w:eastAsia="en-IN"/>
+        </w:rPr>
+      </w:pPr>
+    </w:p>
+    <w:p>
+      <w:pPr>
+        <w:shd w:val="clear" w:color="auto" w:fill="FCFCFC"/>
+        <w:spacing w:after="0" w:line="240" w:lineRule="auto"/>
+        <w:outlineLvl w:val="1"/>
+        <w:rPr>
+          <w:rFonts w:ascii="Candara" w:eastAsia="Times New Roman" w:hAnsi="Candara" w:cs="Segoe UI"/>
+          <w:b/>
+          <w:bCs/>
+          <w:color w:val="0D0D0D"/>
+          <w:sz w:val="18"/>
+          <w:szCs w:val="18"/>
+          <w:lang w:eastAsia="en-IN"/>
+        </w:rPr>
+      </w:pPr>
+      <w:bookmarkStart w:id="0" w:name="_GoBack"/>
+      <w:bookmarkEnd w:id="0"/>
+    </w:p>
+    <w:p>
+      <w:pPr>
+        <w:shd w:val="clear" w:color="auto" w:fill="FCFCFC"/>
+        <w:spacing w:after="0" w:line="240" w:lineRule="auto"/>
+        <w:outlineLvl w:val="1"/>
+        <w:rPr>
+          <w:rFonts w:ascii="Candara" w:eastAsia="Times New Roman" w:hAnsi="Candara" w:cs="Segoe UI"/>
+          <w:b/>
+          <w:bCs/>
+          <w:color w:val="0D0D0D"/>
+          <w:sz w:val="18"/>
+          <w:szCs w:val="18"/>
+          <w:lang w:eastAsia="en-IN"/>
+        </w:rPr>
+      </w:pPr>
+    </w:p>
+    <w:p>
+      <w:pPr>
+        <w:shd w:val="clear" w:color="auto" w:fill="FCFCFC"/>
+        <w:spacing w:after="0" w:line="240" w:lineRule="auto"/>
+        <w:outlineLvl w:val="1"/>
+        <w:rPr>
+          <w:rFonts w:ascii="Candara" w:eastAsia="Times New Roman" w:hAnsi="Candara" w:cs="Segoe UI"/>
+          <w:b/>
+          <w:bCs/>
+          <w:color w:val="0D0D0D"/>
+          <w:sz w:val="18"/>
+          <w:szCs w:val="18"/>
+          <w:lang w:eastAsia="en-IN"/>
+        </w:rPr>
+      </w:pPr>
+    </w:p>
+    <w:p>
+      <w:pPr>
+        <w:shd w:val="clear" w:color="auto" w:fill="FCFCFC"/>
+        <w:spacing w:after="0" w:line="240" w:lineRule="auto"/>
+        <w:outlineLvl w:val="1"/>
+        <w:rPr>
+          <w:rFonts w:ascii="Candara" w:eastAsia="Times New Roman" w:hAnsi="Candara" w:cs="Segoe UI"/>
+          <w:b/>
+          <w:bCs/>
+          <w:color w:val="0D0D0D"/>
+          <w:sz w:val="18"/>
+          <w:szCs w:val="18"/>
+          <w:lang w:eastAsia="en-IN"/>
+        </w:rPr>
+      </w:pPr>
+    </w:p>
+    <w:p>
+      <w:pPr>
+        <w:shd w:val="clear" w:color="auto" w:fill="FCFCFC"/>
+        <w:spacing w:after="0" w:line="240" w:lineRule="auto"/>
+        <w:outlineLvl w:val="1"/>
+        <w:rPr>
+          <w:rFonts w:ascii="Candara" w:eastAsia="Times New Roman" w:hAnsi="Candara" w:cs="Segoe UI"/>
+          <w:b/>
+          <w:bCs/>
+          <w:color w:val="0D0D0D"/>
+          <w:sz w:val="18"/>
+          <w:szCs w:val="18"/>
+          <w:lang w:eastAsia="en-IN"/>
+        </w:rPr>
+      </w:pPr>
+      <w:r>
+        <w:rPr>
+          <w:rFonts w:ascii="Candara" w:eastAsia="Times New Roman" w:hAnsi="Candara" w:cs="Segoe UI"/>
+          <w:b/>
+          <w:bCs/>
+          <w:color w:val="0D0D0D"/>
+          <w:sz w:val="18"/>
+          <w:szCs w:val="18"/>
+          <w:lang w:eastAsia="en-IN"/>
+        </w:rPr>
+        <w:t xml:space="preserve">Unpivot to </w:t>
+      </w:r>
+      <w:r>
+        <w:rPr>
+          <w:rFonts w:ascii="Candara" w:eastAsia="Times New Roman" w:hAnsi="Candara" w:cs="Segoe UI"/>
+          <w:b/>
+          <w:bCs/>
+          <w:color w:val="0D0D0D"/>
+          <w:sz w:val="18"/>
+          <w:szCs w:val="18"/>
+          <w:lang w:eastAsia="en-IN"/>
+        </w:rPr>
+        <w:t>Pivot Data</w:t>
+      </w:r>
+    </w:p>
+    <w:p>
+      <w:pPr>
+        <w:shd w:val="clear" w:color="auto" w:fill="FCFCFC"/>
+        <w:spacing w:after="0" w:line="240" w:lineRule="auto"/>
+        <w:ind w:firstLine="720"/>
+        <w:rPr>
+          <w:rFonts w:ascii="Candara" w:eastAsia="Times New Roman" w:hAnsi="Candara" w:cs="Segoe UI"/>
+          <w:color w:val="0D0D0D"/>
+          <w:sz w:val="18"/>
+          <w:szCs w:val="18"/>
+          <w:lang w:eastAsia="en-IN"/>
+        </w:rPr>
+      </w:pPr>
+      <w:r>
+        <w:rPr>
+          <w:rFonts w:ascii="Candara" w:eastAsia="Times New Roman" w:hAnsi="Candara" w:cs="Segoe UI"/>
+          <w:b/>
+          <w:bCs/>
+          <w:color w:val="0D0D0D"/>
+          <w:sz w:val="18"/>
+          <w:szCs w:val="18"/>
+          <w:lang w:eastAsia="en-IN"/>
+        </w:rPr>
+        <w:t>Pivot</w:t>
+      </w:r>
+      <w:r>
+        <w:rPr>
+          <w:rFonts w:ascii="Candara" w:eastAsia="Times New Roman" w:hAnsi="Candara" w:cs="Segoe UI"/>
+          <w:color w:val="0D0D0D"/>
+          <w:sz w:val="18"/>
+          <w:szCs w:val="18"/>
+          <w:lang w:eastAsia="en-IN"/>
+        </w:rPr>
+        <w:t> transforms </w:t>
+      </w:r>
+      <w:r>
+        <w:rPr>
+          <w:rFonts w:ascii="Candara" w:eastAsia="Times New Roman" w:hAnsi="Candara" w:cs="Segoe UI"/>
+          <w:b/>
+          <w:bCs/>
+          <w:color w:val="0D0D0D"/>
+          <w:sz w:val="18"/>
+          <w:szCs w:val="18"/>
+          <w:lang w:eastAsia="en-IN"/>
+        </w:rPr>
+        <w:t>row values into columns</w:t>
+      </w:r>
+      <w:r>
+        <w:rPr>
+          <w:rFonts w:ascii="Candara" w:eastAsia="Times New Roman" w:hAnsi="Candara" w:cs="Segoe UI"/>
+          <w:color w:val="0D0D0D"/>
+          <w:sz w:val="18"/>
+          <w:szCs w:val="18"/>
+          <w:lang w:eastAsia="en-IN"/>
+        </w:rPr>
+        <w:t xml:space="preserve"> by using </w:t>
+      </w:r>
+      <w:r>
+        <w:rPr>
+          <w:rFonts w:ascii="Candara" w:eastAsia="Times New Roman" w:hAnsi="Candara" w:cs="Segoe UI"/>
+          <w:color w:val="0D0D0D"/>
+          <w:sz w:val="18"/>
+          <w:szCs w:val="18"/>
+          <w:lang w:eastAsia="en-IN"/>
+        </w:rPr>
+        <w:t>the unique values in one column.</w:t>
+      </w:r>
+    </w:p>
+    <w:p>
+      <w:pPr>
+        <w:shd w:val="clear" w:color="auto" w:fill="FCFCFC"/>
+        <w:spacing w:after="0" w:line="240" w:lineRule="auto"/>
+        <w:rPr>
+          <w:rFonts w:ascii="Candara" w:eastAsia="Times New Roman" w:hAnsi="Candara" w:cs="Segoe UI"/>
+          <w:color w:val="0D0D0D"/>
+          <w:sz w:val="18"/>
+          <w:szCs w:val="18"/>
+          <w:lang w:eastAsia="en-IN"/>
+        </w:rPr>
+      </w:pPr>
+    </w:p>
+    <w:p>
+      <w:pPr>
+        <w:shd w:val="clear" w:color="auto" w:fill="FCFCFC"/>
+        <w:spacing w:after="0" w:line="240" w:lineRule="auto"/>
+        <w:rPr>
+          <w:rFonts w:ascii="Candara" w:eastAsia="Times New Roman" w:hAnsi="Candara" w:cs="Segoe UI"/>
+          <w:color w:val="0D0D0D"/>
+          <w:sz w:val="18"/>
+          <w:szCs w:val="18"/>
+          <w:lang w:eastAsia="en-IN"/>
+        </w:rPr>
+      </w:pPr>
+    </w:p>
+    <w:p>
+      <w:pPr>
+        <w:shd w:val="clear" w:color="auto" w:fill="FCFCFC"/>
+        <w:spacing w:after="0" w:line="240" w:lineRule="auto"/>
+        <w:rPr>
+          <w:rFonts w:ascii="Candara" w:eastAsia="Times New Roman" w:hAnsi="Candara" w:cs="Segoe UI"/>
+          <w:color w:val="0D0D0D"/>
+          <w:sz w:val="18"/>
+          <w:szCs w:val="18"/>
+          <w:lang w:eastAsia="en-IN"/>
+        </w:rPr>
+      </w:pPr>
+    </w:p>
+    <w:tbl>
+      <w:tblPr>
+        <w:tblW w:w="2380" w:type="dxa"/>
+        <w:tblLook w:val="04A0" w:firstRow="1" w:lastRow="0" w:firstColumn="1" w:lastColumn="0" w:noHBand="0" w:noVBand="1"/>
+      </w:tblPr>
+      <w:tblGrid>
+        <w:gridCol w:w="1040"/>
+        <w:gridCol w:w="736"/>
+        <w:gridCol w:w="640"/>
+      </w:tblGrid>
+      <w:tr>
+        <w:trPr>
+          <w:trHeight w:val="288"/>
+        </w:trPr>
+        <w:tc>
+          <w:tcPr>
+            <w:tcW w:w="1040" w:type="dxa"/>
+            <w:tcBorders>
+              <w:top w:val="single" w:sz="4" w:space="0" w:color="FFD966"/>
+              <w:left w:val="single" w:sz="4" w:space="0" w:color="FFD966"/>
+              <w:bottom w:val="single" w:sz="4" w:space="0" w:color="FFD966"/>
+              <w:right w:val="nil"/>
+            </w:tcBorders>
+            <w:shd w:val="clear" w:color="FFC000" w:fill="FFC000"/>
+            <w:noWrap/>
+            <w:vAlign w:val="bottom"/>
+            <w:hideMark/>
+          </w:tcPr>
+          <w:p>
+            <w:pPr>
+              <w:spacing w:after="0" w:line="240" w:lineRule="auto"/>
+              <w:rPr>
+                <w:rFonts w:ascii="Candara" w:eastAsia="Times New Roman" w:hAnsi="Candara" w:cs="Calibri"/>
+                <w:b/>
+                <w:bCs/>
+                <w:color w:val="FFFFFF"/>
+                <w:sz w:val="18"/>
+                <w:szCs w:val="18"/>
+                <w:lang w:eastAsia="en-IN"/>
+              </w:rPr>
+            </w:pPr>
+            <w:r>
+              <w:rPr>
+                <w:rFonts w:ascii="Candara" w:eastAsia="Times New Roman" w:hAnsi="Candara" w:cs="Calibri"/>
+                <w:b/>
+                <w:bCs/>
+                <w:color w:val="FFFFFF"/>
+                <w:sz w:val="18"/>
+                <w:szCs w:val="18"/>
+                <w:lang w:eastAsia="en-IN"/>
+              </w:rPr>
+              <w:t>Product</w:t>
+            </w:r>
+          </w:p>
+        </w:tc>
+        <w:tc>
+          <w:tcPr>
+            <w:tcW w:w="700" w:type="dxa"/>
+            <w:tcBorders>
+              <w:top w:val="single" w:sz="4" w:space="0" w:color="FFD966"/>
+              <w:left w:val="nil"/>
+              <w:bottom w:val="single" w:sz="4" w:space="0" w:color="FFD966"/>
+              <w:right w:val="nil"/>
+            </w:tcBorders>
+            <w:shd w:val="clear" w:color="FFC000" w:fill="FFC000"/>
+            <w:noWrap/>
+            <w:vAlign w:val="bottom"/>
+            <w:hideMark/>
+          </w:tcPr>
+          <w:p>
+            <w:pPr>
+              <w:spacing w:after="0" w:line="240" w:lineRule="auto"/>
+              <w:rPr>
+                <w:rFonts w:ascii="Candara" w:eastAsia="Times New Roman" w:hAnsi="Candara" w:cs="Calibri"/>
+                <w:b/>
+                <w:bCs/>
+                <w:color w:val="FFFFFF"/>
+                <w:sz w:val="18"/>
+                <w:szCs w:val="18"/>
+                <w:lang w:eastAsia="en-IN"/>
+              </w:rPr>
+            </w:pPr>
+            <w:r>
+              <w:rPr>
+                <w:rFonts w:ascii="Candara" w:eastAsia="Times New Roman" w:hAnsi="Candara" w:cs="Calibri"/>
+                <w:b/>
+                <w:bCs/>
+                <w:color w:val="FFFFFF"/>
+                <w:sz w:val="18"/>
+                <w:szCs w:val="18"/>
+                <w:lang w:eastAsia="en-IN"/>
+              </w:rPr>
+              <w:t>Month</w:t>
+            </w:r>
+          </w:p>
+        </w:tc>
+        <w:tc>
+          <w:tcPr>
+            <w:tcW w:w="640" w:type="dxa"/>
+            <w:tcBorders>
+              <w:top w:val="single" w:sz="4" w:space="0" w:color="FFD966"/>
+              <w:left w:val="nil"/>
+              <w:bottom w:val="single" w:sz="4" w:space="0" w:color="FFD966"/>
+              <w:right w:val="nil"/>
+            </w:tcBorders>
+            <w:shd w:val="clear" w:color="FFC000" w:fill="FFC000"/>
+            <w:noWrap/>
+            <w:vAlign w:val="bottom"/>
+            <w:hideMark/>
+          </w:tcPr>
+          <w:p>
+            <w:pPr>
+              <w:spacing w:after="0" w:line="240" w:lineRule="auto"/>
+              <w:rPr>
+                <w:rFonts w:ascii="Candara" w:eastAsia="Times New Roman" w:hAnsi="Candara" w:cs="Calibri"/>
+                <w:b/>
+                <w:bCs/>
+                <w:color w:val="FFFFFF"/>
+                <w:sz w:val="18"/>
+                <w:szCs w:val="18"/>
+                <w:lang w:eastAsia="en-IN"/>
+              </w:rPr>
+            </w:pPr>
+            <w:r>
+              <w:rPr>
+                <w:rFonts w:ascii="Candara" w:eastAsia="Times New Roman" w:hAnsi="Candara" w:cs="Calibri"/>
+                <w:b/>
+                <w:bCs/>
+                <w:color w:val="FFFFFF"/>
+                <w:sz w:val="18"/>
+                <w:szCs w:val="18"/>
+                <w:lang w:eastAsia="en-IN"/>
+              </w:rPr>
+              <w:t>Sales</w:t>
+            </w:r>
+          </w:p>
+        </w:tc>
+      </w:tr>
+      <w:tr>
+        <w:trPr>
+          <w:trHeight w:val="288"/>
+        </w:trPr>
+        <w:tc>
+          <w:tcPr>
+            <w:tcW w:w="1040" w:type="dxa"/>
+            <w:tcBorders>
+              <w:top w:val="nil"/>
+              <w:left w:val="nil"/>
+              <w:bottom w:val="single" w:sz="4" w:space="0" w:color="FFD966"/>
+              <w:right w:val="nil"/>
+            </w:tcBorders>
+            <w:shd w:val="clear" w:color="FFF2CC" w:fill="FFF2CC"/>
+            <w:noWrap/>
+            <w:vAlign w:val="bottom"/>
+            <w:hideMark/>
+          </w:tcPr>
+          <w:p>
+            <w:pPr>
+              <w:spacing w:after="0" w:line="240" w:lineRule="auto"/>
+              <w:rPr>
+                <w:rFonts w:ascii="Candara" w:eastAsia="Times New Roman" w:hAnsi="Candara" w:cs="Calibri"/>
+                <w:color w:val="000000"/>
+                <w:sz w:val="18"/>
+                <w:szCs w:val="18"/>
+                <w:lang w:eastAsia="en-IN"/>
+              </w:rPr>
+            </w:pPr>
+            <w:r>
+              <w:rPr>
+                <w:rFonts w:ascii="Candara" w:eastAsia="Times New Roman" w:hAnsi="Candara" w:cs="Calibri"/>
+                <w:color w:val="000000"/>
+                <w:sz w:val="18"/>
+                <w:szCs w:val="18"/>
+                <w:lang w:eastAsia="en-IN"/>
+              </w:rPr>
+              <w:t>Laptop</w:t>
+            </w:r>
+          </w:p>
+        </w:tc>
+        <w:tc>
+          <w:tcPr>
+            <w:tcW w:w="700" w:type="dxa"/>
+            <w:tcBorders>
+              <w:top w:val="nil"/>
+              <w:left w:val="nil"/>
+              <w:bottom w:val="single" w:sz="4" w:space="0" w:color="FFD966"/>
+              <w:right w:val="nil"/>
+            </w:tcBorders>
+            <w:shd w:val="clear" w:color="FFF2CC" w:fill="FFF2CC"/>
+            <w:noWrap/>
+            <w:vAlign w:val="bottom"/>
+            <w:hideMark/>
+          </w:tcPr>
+          <w:p>
+            <w:pPr>
+              <w:spacing w:after="0" w:line="240" w:lineRule="auto"/>
+              <w:rPr>
+                <w:rFonts w:ascii="Candara" w:eastAsia="Times New Roman" w:hAnsi="Candara" w:cs="Calibri"/>
+                <w:color w:val="000000"/>
+                <w:sz w:val="18"/>
+                <w:szCs w:val="18"/>
+                <w:lang w:eastAsia="en-IN"/>
+              </w:rPr>
+            </w:pPr>
+            <w:r>
+              <w:rPr>
+                <w:rFonts w:ascii="Candara" w:eastAsia="Times New Roman" w:hAnsi="Candara" w:cs="Calibri"/>
+                <w:color w:val="000000"/>
+                <w:sz w:val="18"/>
+                <w:szCs w:val="18"/>
+                <w:lang w:eastAsia="en-IN"/>
+              </w:rPr>
+              <w:t>Jan</w:t>
+            </w:r>
+          </w:p>
+        </w:tc>
+        <w:tc>
+          <w:tcPr>
+            <w:tcW w:w="640" w:type="dxa"/>
+            <w:tcBorders>
+              <w:top w:val="nil"/>
+              <w:left w:val="nil"/>
+              <w:bottom w:val="single" w:sz="4" w:space="0" w:color="FFD966"/>
+              <w:right w:val="nil"/>
+            </w:tcBorders>
+            <w:shd w:val="clear" w:color="FFF2CC" w:fill="FFF2CC"/>
+            <w:noWrap/>
+            <w:vAlign w:val="bottom"/>
+            <w:hideMark/>
+          </w:tcPr>
+          <w:p>
+            <w:pPr>
+              <w:spacing w:after="0" w:line="240" w:lineRule="auto"/>
+              <w:jc w:val="right"/>
+              <w:rPr>
+                <w:rFonts w:ascii="Candara" w:eastAsia="Times New Roman" w:hAnsi="Candara" w:cs="Calibri"/>
+                <w:color w:val="000000"/>
+                <w:sz w:val="18"/>
+                <w:szCs w:val="18"/>
+                <w:lang w:eastAsia="en-IN"/>
+              </w:rPr>
+            </w:pPr>
+            <w:r>
+              <w:rPr>
+                <w:rFonts w:ascii="Candara" w:eastAsia="Times New Roman" w:hAnsi="Candara" w:cs="Calibri"/>
+                <w:color w:val="000000"/>
+                <w:sz w:val="18"/>
+                <w:szCs w:val="18"/>
+                <w:lang w:eastAsia="en-IN"/>
+              </w:rPr>
+              <w:t>1000</w:t>
+            </w:r>
+          </w:p>
+        </w:tc>
+      </w:tr>
+      <w:tr>
+        <w:trPr>
+          <w:trHeight w:val="288"/>
+        </w:trPr>
+        <w:tc>
+          <w:tcPr>
+            <w:tcW w:w="1040" w:type="dxa"/>
+            <w:tcBorders>
+              <w:top w:val="nil"/>
+              <w:left w:val="nil"/>
+              <w:bottom w:val="single" w:sz="4" w:space="0" w:color="FFD966"/>
+              <w:right w:val="nil"/>
+            </w:tcBorders>
+            <w:shd w:val="clear" w:color="FFF2CC" w:fill="FFF2CC"/>
+            <w:noWrap/>
+            <w:vAlign w:val="bottom"/>
+            <w:hideMark/>
+          </w:tcPr>
+          <w:p>
+            <w:pPr>
+              <w:spacing w:after="0" w:line="240" w:lineRule="auto"/>
+              <w:rPr>
+                <w:rFonts w:ascii="Candara" w:eastAsia="Times New Roman" w:hAnsi="Candara" w:cs="Calibri"/>
+                <w:color w:val="000000"/>
+                <w:sz w:val="18"/>
+                <w:szCs w:val="18"/>
+                <w:lang w:eastAsia="en-IN"/>
+              </w:rPr>
+            </w:pPr>
+            <w:r>
+              <w:rPr>
+                <w:rFonts w:ascii="Candara" w:eastAsia="Times New Roman" w:hAnsi="Candara" w:cs="Calibri"/>
+                <w:color w:val="000000"/>
+                <w:sz w:val="18"/>
+                <w:szCs w:val="18"/>
+                <w:lang w:eastAsia="en-IN"/>
+              </w:rPr>
+              <w:t>Laptop</w:t>
+            </w:r>
+          </w:p>
+        </w:tc>
+        <w:tc>
+          <w:tcPr>
+            <w:tcW w:w="700" w:type="dxa"/>
+            <w:tcBorders>
+              <w:top w:val="nil"/>
+              <w:left w:val="nil"/>
+              <w:bottom w:val="single" w:sz="4" w:space="0" w:color="FFD966"/>
+              <w:right w:val="nil"/>
+            </w:tcBorders>
+            <w:shd w:val="clear" w:color="FFF2CC" w:fill="FFF2CC"/>
+            <w:noWrap/>
+            <w:vAlign w:val="bottom"/>
+            <w:hideMark/>
+          </w:tcPr>
+          <w:p>
+            <w:pPr>
+              <w:spacing w:after="0" w:line="240" w:lineRule="auto"/>
+              <w:rPr>
+                <w:rFonts w:ascii="Candara" w:eastAsia="Times New Roman" w:hAnsi="Candara" w:cs="Calibri"/>
+                <w:color w:val="000000"/>
+                <w:sz w:val="18"/>
+                <w:szCs w:val="18"/>
+                <w:lang w:eastAsia="en-IN"/>
+              </w:rPr>
+            </w:pPr>
+            <w:r>
+              <w:rPr>
+                <w:rFonts w:ascii="Candara" w:eastAsia="Times New Roman" w:hAnsi="Candara" w:cs="Calibri"/>
+                <w:color w:val="000000"/>
+                <w:sz w:val="18"/>
+                <w:szCs w:val="18"/>
+                <w:lang w:eastAsia="en-IN"/>
+              </w:rPr>
+              <w:t>Feb</w:t>
+            </w:r>
+          </w:p>
+        </w:tc>
+        <w:tc>
+          <w:tcPr>
+            <w:tcW w:w="640" w:type="dxa"/>
+            <w:tcBorders>
+              <w:top w:val="nil"/>
+              <w:left w:val="nil"/>
+              <w:bottom w:val="single" w:sz="4" w:space="0" w:color="FFD966"/>
+              <w:right w:val="nil"/>
+            </w:tcBorders>
+            <w:shd w:val="clear" w:color="FFF2CC" w:fill="FFF2CC"/>
+            <w:noWrap/>
+            <w:vAlign w:val="bottom"/>
+            <w:hideMark/>
+          </w:tcPr>
+          <w:p>
+            <w:pPr>
+              <w:spacing w:after="0" w:line="240" w:lineRule="auto"/>
+              <w:jc w:val="right"/>
+              <w:rPr>
+                <w:rFonts w:ascii="Candara" w:eastAsia="Times New Roman" w:hAnsi="Candara" w:cs="Calibri"/>
+                <w:color w:val="000000"/>
+                <w:sz w:val="18"/>
+                <w:szCs w:val="18"/>
+                <w:lang w:eastAsia="en-IN"/>
+              </w:rPr>
+            </w:pPr>
+            <w:r>
+              <w:rPr>
+                <w:rFonts w:ascii="Candara" w:eastAsia="Times New Roman" w:hAnsi="Candara" w:cs="Calibri"/>
+                <w:color w:val="000000"/>
+                <w:sz w:val="18"/>
+                <w:szCs w:val="18"/>
+                <w:lang w:eastAsia="en-IN"/>
+              </w:rPr>
+              <w:t>1200</w:t>
+            </w:r>
+          </w:p>
+        </w:tc>
+      </w:tr>
+      <w:tr>
+        <w:trPr>
+          <w:trHeight w:val="288"/>
+        </w:trPr>
+        <w:tc>
+          <w:tcPr>
+            <w:tcW w:w="1040" w:type="dxa"/>
+            <w:tcBorders>
+              <w:top w:val="nil"/>
+              <w:left w:val="nil"/>
+              <w:bottom w:val="single" w:sz="4" w:space="0" w:color="FFD966"/>
+              <w:right w:val="nil"/>
+            </w:tcBorders>
+            <w:shd w:val="clear" w:color="FFF2CC" w:fill="FFF2CC"/>
+            <w:noWrap/>
+            <w:vAlign w:val="bottom"/>
+            <w:hideMark/>
+          </w:tcPr>
+          <w:p>
+            <w:pPr>
+              <w:spacing w:after="0" w:line="240" w:lineRule="auto"/>
+              <w:rPr>
+                <w:rFonts w:ascii="Candara" w:eastAsia="Times New Roman" w:hAnsi="Candara" w:cs="Calibri"/>
+                <w:color w:val="000000"/>
+                <w:sz w:val="18"/>
+                <w:szCs w:val="18"/>
+                <w:lang w:eastAsia="en-IN"/>
+              </w:rPr>
+            </w:pPr>
+            <w:r>
+              <w:rPr>
+                <w:rFonts w:ascii="Candara" w:eastAsia="Times New Roman" w:hAnsi="Candara" w:cs="Calibri"/>
+                <w:color w:val="000000"/>
+                <w:sz w:val="18"/>
+                <w:szCs w:val="18"/>
+                <w:lang w:eastAsia="en-IN"/>
+              </w:rPr>
+              <w:t>Laptop</w:t>
+            </w:r>
+          </w:p>
+        </w:tc>
+        <w:tc>
+          <w:tcPr>
+            <w:tcW w:w="700" w:type="dxa"/>
+            <w:tcBorders>
+              <w:top w:val="nil"/>
+              <w:left w:val="nil"/>
+              <w:bottom w:val="single" w:sz="4" w:space="0" w:color="FFD966"/>
+              <w:right w:val="nil"/>
+            </w:tcBorders>
+            <w:shd w:val="clear" w:color="FFF2CC" w:fill="FFF2CC"/>
+            <w:noWrap/>
+            <w:vAlign w:val="bottom"/>
+            <w:hideMark/>
+          </w:tcPr>
+          <w:p>
+            <w:pPr>
+              <w:spacing w:after="0" w:line="240" w:lineRule="auto"/>
+              <w:rPr>
+                <w:rFonts w:ascii="Candara" w:eastAsia="Times New Roman" w:hAnsi="Candara" w:cs="Calibri"/>
+                <w:color w:val="000000"/>
+                <w:sz w:val="18"/>
+                <w:szCs w:val="18"/>
+                <w:lang w:eastAsia="en-IN"/>
+              </w:rPr>
+            </w:pPr>
+            <w:r>
+              <w:rPr>
+                <w:rFonts w:ascii="Candara" w:eastAsia="Times New Roman" w:hAnsi="Candara" w:cs="Calibri"/>
+                <w:color w:val="000000"/>
+                <w:sz w:val="18"/>
+                <w:szCs w:val="18"/>
+                <w:lang w:eastAsia="en-IN"/>
+              </w:rPr>
+              <w:t>Mar</w:t>
+            </w:r>
+          </w:p>
+        </w:tc>
+        <w:tc>
+          <w:tcPr>
+            <w:tcW w:w="640" w:type="dxa"/>
+            <w:tcBorders>
+              <w:top w:val="nil"/>
+              <w:left w:val="nil"/>
+              <w:bottom w:val="single" w:sz="4" w:space="0" w:color="FFD966"/>
+              <w:right w:val="nil"/>
+            </w:tcBorders>
+            <w:shd w:val="clear" w:color="FFF2CC" w:fill="FFF2CC"/>
+            <w:noWrap/>
+            <w:vAlign w:val="bottom"/>
+            <w:hideMark/>
+          </w:tcPr>
+          <w:p>
+            <w:pPr>
+              <w:spacing w:after="0" w:line="240" w:lineRule="auto"/>
+              <w:jc w:val="right"/>
+              <w:rPr>
+                <w:rFonts w:ascii="Candara" w:eastAsia="Times New Roman" w:hAnsi="Candara" w:cs="Calibri"/>
+                <w:color w:val="000000"/>
+                <w:sz w:val="18"/>
+                <w:szCs w:val="18"/>
+                <w:lang w:eastAsia="en-IN"/>
+              </w:rPr>
+            </w:pPr>
+            <w:r>
+              <w:rPr>
+                <w:rFonts w:ascii="Candara" w:eastAsia="Times New Roman" w:hAnsi="Candara" w:cs="Calibri"/>
+                <w:color w:val="000000"/>
+                <w:sz w:val="18"/>
+                <w:szCs w:val="18"/>
+                <w:lang w:eastAsia="en-IN"/>
+              </w:rPr>
+              <w:t>1100</w:t>
+            </w:r>
+          </w:p>
+        </w:tc>
+      </w:tr>
+    </w:tbl>
+    <w:p>
+      <w:pPr>
+        <w:shd w:val="clear" w:color="auto" w:fill="FCFCFC"/>
+        <w:spacing w:after="0" w:line="240" w:lineRule="auto"/>
+        <w:rPr>
+          <w:rFonts w:ascii="Candara" w:eastAsia="Times New Roman" w:hAnsi="Candara" w:cs="Segoe UI"/>
+          <w:color w:val="0D0D0D"/>
+          <w:sz w:val="18"/>
+          <w:szCs w:val="18"/>
+          <w:lang w:eastAsia="en-IN"/>
+        </w:rPr>
+      </w:pPr>
+    </w:p>
+    <w:p>
+      <w:pPr>
+        <w:shd w:val="clear" w:color="auto" w:fill="FCFCFC"/>
+        <w:spacing w:after="0" w:line="240" w:lineRule="auto"/>
+        <w:rPr>
+          <w:rFonts w:ascii="Candara" w:eastAsia="Times New Roman" w:hAnsi="Candara" w:cs="Segoe UI"/>
+          <w:color w:val="0D0D0D"/>
+          <w:sz w:val="18"/>
+          <w:szCs w:val="18"/>
+          <w:lang w:eastAsia="en-IN"/>
+        </w:rPr>
+      </w:pPr>
+    </w:p>
+    <w:tbl>
+      <w:tblPr>
+        <w:tblW w:w="3060" w:type="dxa"/>
+        <w:tblLook w:val="04A0" w:firstRow="1" w:lastRow="0" w:firstColumn="1" w:lastColumn="0" w:noHBand="0" w:noVBand="1"/>
+      </w:tblPr>
+      <w:tblGrid>
+        <w:gridCol w:w="1040"/>
+        <w:gridCol w:w="700"/>
+        <w:gridCol w:w="640"/>
+        <w:gridCol w:w="680"/>
+      </w:tblGrid>
+      <w:tr>
+        <w:trPr>
+          <w:trHeight w:val="288"/>
+        </w:trPr>
+        <w:tc>
+          <w:tcPr>
+            <w:tcW w:w="1040" w:type="dxa"/>
+            <w:tcBorders>
+              <w:top w:val="single" w:sz="4" w:space="0" w:color="FFD966"/>
+              <w:left w:val="single" w:sz="4" w:space="0" w:color="FFD966"/>
+              <w:bottom w:val="single" w:sz="4" w:space="0" w:color="FFD966"/>
+              <w:right w:val="nil"/>
+            </w:tcBorders>
+            <w:shd w:val="clear" w:color="FFC000" w:fill="FFC000"/>
+            <w:noWrap/>
+            <w:vAlign w:val="bottom"/>
+            <w:hideMark/>
+          </w:tcPr>
+          <w:p>
+            <w:pPr>
+              <w:spacing w:after="0" w:line="240" w:lineRule="auto"/>
+              <w:rPr>
+                <w:rFonts w:ascii="Candara" w:eastAsia="Times New Roman" w:hAnsi="Candara" w:cs="Calibri"/>
+                <w:b/>
+                <w:bCs/>
+                <w:color w:val="FFFFFF"/>
+                <w:sz w:val="18"/>
+                <w:szCs w:val="18"/>
+                <w:lang w:eastAsia="en-IN"/>
+              </w:rPr>
+            </w:pPr>
+            <w:r>
+              <w:rPr>
+                <w:rFonts w:ascii="Candara" w:eastAsia="Times New Roman" w:hAnsi="Candara" w:cs="Calibri"/>
+                <w:b/>
+                <w:bCs/>
+                <w:color w:val="FFFFFF"/>
+                <w:sz w:val="18"/>
+                <w:szCs w:val="18"/>
+                <w:lang w:eastAsia="en-IN"/>
+              </w:rPr>
+              <w:t>Product</w:t>
+            </w:r>
+          </w:p>
+        </w:tc>
+        <w:tc>
+          <w:tcPr>
+            <w:tcW w:w="700" w:type="dxa"/>
+            <w:tcBorders>
+              <w:top w:val="single" w:sz="4" w:space="0" w:color="FFD966"/>
+              <w:left w:val="nil"/>
+              <w:bottom w:val="single" w:sz="4" w:space="0" w:color="FFD966"/>
+              <w:right w:val="nil"/>
+            </w:tcBorders>
+            <w:shd w:val="clear" w:color="FFC000" w:fill="FFC000"/>
+            <w:noWrap/>
+            <w:vAlign w:val="bottom"/>
+            <w:hideMark/>
+          </w:tcPr>
+          <w:p>
+            <w:pPr>
+              <w:spacing w:after="0" w:line="240" w:lineRule="auto"/>
+              <w:rPr>
+                <w:rFonts w:ascii="Candara" w:eastAsia="Times New Roman" w:hAnsi="Candara" w:cs="Calibri"/>
+                <w:b/>
+                <w:bCs/>
+                <w:color w:val="FFFFFF"/>
+                <w:sz w:val="18"/>
+                <w:szCs w:val="18"/>
+                <w:lang w:eastAsia="en-IN"/>
+              </w:rPr>
+            </w:pPr>
+            <w:r>
+              <w:rPr>
+                <w:rFonts w:ascii="Candara" w:eastAsia="Times New Roman" w:hAnsi="Candara" w:cs="Calibri"/>
+                <w:b/>
+                <w:bCs/>
+                <w:color w:val="FFFFFF"/>
+                <w:sz w:val="18"/>
+                <w:szCs w:val="18"/>
+                <w:lang w:eastAsia="en-IN"/>
+              </w:rPr>
+              <w:t>Jan</w:t>
+            </w:r>
+          </w:p>
+        </w:tc>
+        <w:tc>
+          <w:tcPr>
+            <w:tcW w:w="640" w:type="dxa"/>
+            <w:tcBorders>
+              <w:top w:val="single" w:sz="4" w:space="0" w:color="FFD966"/>
+              <w:left w:val="nil"/>
+              <w:bottom w:val="single" w:sz="4" w:space="0" w:color="FFD966"/>
+              <w:right w:val="nil"/>
+            </w:tcBorders>
+            <w:shd w:val="clear" w:color="FFC000" w:fill="FFC000"/>
+            <w:noWrap/>
+            <w:vAlign w:val="bottom"/>
+            <w:hideMark/>
+          </w:tcPr>
+          <w:p>
+            <w:pPr>
+              <w:spacing w:after="0" w:line="240" w:lineRule="auto"/>
+              <w:rPr>
+                <w:rFonts w:ascii="Candara" w:eastAsia="Times New Roman" w:hAnsi="Candara" w:cs="Calibri"/>
+                <w:b/>
+                <w:bCs/>
+                <w:color w:val="FFFFFF"/>
+                <w:sz w:val="18"/>
+                <w:szCs w:val="18"/>
+                <w:lang w:eastAsia="en-IN"/>
+              </w:rPr>
+            </w:pPr>
+            <w:r>
+              <w:rPr>
+                <w:rFonts w:ascii="Candara" w:eastAsia="Times New Roman" w:hAnsi="Candara" w:cs="Calibri"/>
+                <w:b/>
+                <w:bCs/>
+                <w:color w:val="FFFFFF"/>
+                <w:sz w:val="18"/>
+                <w:szCs w:val="18"/>
+                <w:lang w:eastAsia="en-IN"/>
+              </w:rPr>
+              <w:t>Feb</w:t>
+            </w:r>
+          </w:p>
+        </w:tc>
+        <w:tc>
+          <w:tcPr>
+            <w:tcW w:w="680" w:type="dxa"/>
+            <w:tcBorders>
+              <w:top w:val="single" w:sz="4" w:space="0" w:color="FFD966"/>
+              <w:left w:val="nil"/>
+              <w:bottom w:val="single" w:sz="4" w:space="0" w:color="FFD966"/>
+              <w:right w:val="single" w:sz="4" w:space="0" w:color="FFD966"/>
+            </w:tcBorders>
+            <w:shd w:val="clear" w:color="FFC000" w:fill="FFC000"/>
+            <w:noWrap/>
+            <w:vAlign w:val="bottom"/>
+            <w:hideMark/>
+          </w:tcPr>
+          <w:p>
+            <w:pPr>
+              <w:spacing w:after="0" w:line="240" w:lineRule="auto"/>
+              <w:rPr>
+                <w:rFonts w:ascii="Candara" w:eastAsia="Times New Roman" w:hAnsi="Candara" w:cs="Calibri"/>
+                <w:b/>
+                <w:bCs/>
+                <w:color w:val="FFFFFF"/>
+                <w:sz w:val="18"/>
+                <w:szCs w:val="18"/>
+                <w:lang w:eastAsia="en-IN"/>
+              </w:rPr>
+            </w:pPr>
+            <w:r>
+              <w:rPr>
+                <w:rFonts w:ascii="Candara" w:eastAsia="Times New Roman" w:hAnsi="Candara" w:cs="Calibri"/>
+                <w:b/>
+                <w:bCs/>
+                <w:color w:val="FFFFFF"/>
+                <w:sz w:val="18"/>
+                <w:szCs w:val="18"/>
+                <w:lang w:eastAsia="en-IN"/>
+              </w:rPr>
+              <w:t>Mar</w:t>
+            </w:r>
+          </w:p>
+        </w:tc>
+      </w:tr>
+      <w:tr>
+        <w:trPr>
+          <w:trHeight w:val="288"/>
+        </w:trPr>
+        <w:tc>
+          <w:tcPr>
+            <w:tcW w:w="1040" w:type="dxa"/>
+            <w:tcBorders>
+              <w:top w:val="single" w:sz="4" w:space="0" w:color="FFD966"/>
+              <w:left w:val="single" w:sz="4" w:space="0" w:color="FFD966"/>
+              <w:bottom w:val="single" w:sz="4" w:space="0" w:color="FFD966"/>
+              <w:right w:val="nil"/>
+            </w:tcBorders>
+            <w:shd w:val="clear" w:color="FFF2CC" w:fill="FFF2CC"/>
+            <w:noWrap/>
+            <w:vAlign w:val="bottom"/>
+            <w:hideMark/>
+          </w:tcPr>
+          <w:p>
+            <w:pPr>
+              <w:spacing w:after="0" w:line="240" w:lineRule="auto"/>
+              <w:rPr>
+                <w:rFonts w:ascii="Candara" w:eastAsia="Times New Roman" w:hAnsi="Candara" w:cs="Calibri"/>
+                <w:color w:val="000000"/>
+                <w:sz w:val="18"/>
+                <w:szCs w:val="18"/>
+                <w:lang w:eastAsia="en-IN"/>
+              </w:rPr>
+            </w:pPr>
+            <w:r>
+              <w:rPr>
+                <w:rFonts w:ascii="Candara" w:eastAsia="Times New Roman" w:hAnsi="Candara" w:cs="Calibri"/>
+                <w:color w:val="000000"/>
+                <w:sz w:val="18"/>
+                <w:szCs w:val="18"/>
+                <w:lang w:eastAsia="en-IN"/>
+              </w:rPr>
+              <w:t>Laptop</w:t>
+            </w:r>
+          </w:p>
+        </w:tc>
+        <w:tc>
+          <w:tcPr>
+            <w:tcW w:w="700" w:type="dxa"/>
+            <w:tcBorders>
+              <w:top w:val="single" w:sz="4" w:space="0" w:color="FFD966"/>
+              <w:left w:val="nil"/>
+              <w:bottom w:val="single" w:sz="4" w:space="0" w:color="FFD966"/>
+              <w:right w:val="nil"/>
+            </w:tcBorders>
+            <w:shd w:val="clear" w:color="FFF2CC" w:fill="FFF2CC"/>
+            <w:noWrap/>
+            <w:vAlign w:val="bottom"/>
+            <w:hideMark/>
+          </w:tcPr>
+          <w:p>
+            <w:pPr>
+              <w:spacing w:after="0" w:line="240" w:lineRule="auto"/>
+              <w:jc w:val="right"/>
+              <w:rPr>
+                <w:rFonts w:ascii="Candara" w:eastAsia="Times New Roman" w:hAnsi="Candara" w:cs="Calibri"/>
+                <w:color w:val="000000"/>
+                <w:sz w:val="18"/>
+                <w:szCs w:val="18"/>
+                <w:lang w:eastAsia="en-IN"/>
+              </w:rPr>
+            </w:pPr>
+            <w:r>
+              <w:rPr>
+                <w:rFonts w:ascii="Candara" w:eastAsia="Times New Roman" w:hAnsi="Candara" w:cs="Calibri"/>
+                <w:color w:val="000000"/>
+                <w:sz w:val="18"/>
+                <w:szCs w:val="18"/>
+                <w:lang w:eastAsia="en-IN"/>
+              </w:rPr>
+              <w:t>1000</w:t>
+            </w:r>
+          </w:p>
+        </w:tc>
+        <w:tc>
+          <w:tcPr>
+            <w:tcW w:w="640" w:type="dxa"/>
+            <w:tcBorders>
+              <w:top w:val="single" w:sz="4" w:space="0" w:color="FFD966"/>
+              <w:left w:val="nil"/>
+              <w:bottom w:val="single" w:sz="4" w:space="0" w:color="FFD966"/>
+              <w:right w:val="nil"/>
+            </w:tcBorders>
+            <w:shd w:val="clear" w:color="FFF2CC" w:fill="FFF2CC"/>
+            <w:noWrap/>
+            <w:vAlign w:val="bottom"/>
+            <w:hideMark/>
+          </w:tcPr>
+          <w:p>
+            <w:pPr>
+              <w:spacing w:after="0" w:line="240" w:lineRule="auto"/>
+              <w:jc w:val="right"/>
+              <w:rPr>
+                <w:rFonts w:ascii="Candara" w:eastAsia="Times New Roman" w:hAnsi="Candara" w:cs="Calibri"/>
+                <w:color w:val="000000"/>
+                <w:sz w:val="18"/>
+                <w:szCs w:val="18"/>
+                <w:lang w:eastAsia="en-IN"/>
+              </w:rPr>
+            </w:pPr>
+            <w:r>
+              <w:rPr>
+                <w:rFonts w:ascii="Candara" w:eastAsia="Times New Roman" w:hAnsi="Candara" w:cs="Calibri"/>
+                <w:color w:val="000000"/>
+                <w:sz w:val="18"/>
+                <w:szCs w:val="18"/>
+                <w:lang w:eastAsia="en-IN"/>
+              </w:rPr>
+              <w:t>1200</w:t>
+            </w:r>
+          </w:p>
+        </w:tc>
+        <w:tc>
+          <w:tcPr>
+            <w:tcW w:w="680" w:type="dxa"/>
+            <w:tcBorders>
+              <w:top w:val="single" w:sz="4" w:space="0" w:color="FFD966"/>
+              <w:left w:val="nil"/>
+              <w:bottom w:val="single" w:sz="4" w:space="0" w:color="FFD966"/>
+              <w:right w:val="single" w:sz="4" w:space="0" w:color="FFD966"/>
+            </w:tcBorders>
+            <w:shd w:val="clear" w:color="FFF2CC" w:fill="FFF2CC"/>
+            <w:noWrap/>
+            <w:vAlign w:val="bottom"/>
+            <w:hideMark/>
+          </w:tcPr>
+          <w:p>
+            <w:pPr>
+              <w:spacing w:after="0" w:line="240" w:lineRule="auto"/>
+              <w:jc w:val="right"/>
+              <w:rPr>
+                <w:rFonts w:ascii="Candara" w:eastAsia="Times New Roman" w:hAnsi="Candara" w:cs="Calibri"/>
+                <w:color w:val="000000"/>
+                <w:sz w:val="18"/>
+                <w:szCs w:val="18"/>
+                <w:lang w:eastAsia="en-IN"/>
+              </w:rPr>
+            </w:pPr>
+            <w:r>
+              <w:rPr>
+                <w:rFonts w:ascii="Candara" w:eastAsia="Times New Roman" w:hAnsi="Candara" w:cs="Calibri"/>
+                <w:color w:val="000000"/>
+                <w:sz w:val="18"/>
+                <w:szCs w:val="18"/>
+                <w:lang w:eastAsia="en-IN"/>
+              </w:rPr>
+              <w:t>1100</w:t>
+            </w:r>
+          </w:p>
+        </w:tc>
+      </w:tr>
+    </w:tbl>
+    <w:p>
+      <w:pPr>
+        <w:shd w:val="clear" w:color="auto" w:fill="FCFCFC"/>
+        <w:spacing w:after="0" w:line="240" w:lineRule="auto"/>
+        <w:rPr>
+          <w:rFonts w:ascii="Candara" w:eastAsia="Times New Roman" w:hAnsi="Candara" w:cs="Segoe UI"/>
+          <w:color w:val="0D0D0D"/>
+          <w:sz w:val="18"/>
+          <w:szCs w:val="18"/>
+          <w:lang w:eastAsia="en-IN"/>
+        </w:rPr>
+      </w:pPr>
+    </w:p>
+    <w:p>
+      <w:pPr>
+        <w:shd w:val="clear" w:color="auto" w:fill="FCFCFC"/>
+        <w:spacing w:after="0" w:line="240" w:lineRule="auto"/>
+        <w:rPr>
+          <w:rFonts w:ascii="Candara" w:eastAsia="Times New Roman" w:hAnsi="Candara" w:cs="Segoe UI"/>
+          <w:color w:val="0D0D0D"/>
+          <w:sz w:val="18"/>
+          <w:szCs w:val="18"/>
+          <w:lang w:eastAsia="en-IN"/>
+        </w:rPr>
+      </w:pPr>
+    </w:p>
+    <w:p>
+      <w:pPr>
+        <w:shd w:val="clear" w:color="auto" w:fill="FCFCFC"/>
+        <w:spacing w:after="0" w:line="240" w:lineRule="auto"/>
+        <w:rPr>
+          <w:rFonts w:ascii="Candara" w:eastAsia="Times New Roman" w:hAnsi="Candara" w:cs="Segoe UI"/>
+          <w:color w:val="0D0D0D"/>
+          <w:sz w:val="18"/>
+          <w:szCs w:val="18"/>
+          <w:lang w:eastAsia="en-IN"/>
+        </w:rPr>
+      </w:pPr>
+    </w:p>
+    <w:p>
+      <w:pPr>
+        <w:shd w:val="clear" w:color="auto" w:fill="FCFCFC"/>
+        <w:spacing w:after="0" w:line="240" w:lineRule="auto"/>
+        <w:rPr>
+          <w:rFonts w:ascii="Candara" w:eastAsia="Times New Roman" w:hAnsi="Candara" w:cs="Segoe UI"/>
+          <w:color w:val="0D0D0D"/>
+          <w:sz w:val="18"/>
+          <w:szCs w:val="18"/>
+          <w:lang w:eastAsia="en-IN"/>
+        </w:rPr>
+      </w:pPr>
+    </w:p>
+    <w:p>
+      <w:pPr>
+        <w:shd w:val="clear" w:color="auto" w:fill="FCFCFC"/>
+        <w:spacing w:after="0" w:line="240" w:lineRule="auto"/>
+        <w:rPr>
+          <w:rFonts w:ascii="Candara" w:eastAsia="Times New Roman" w:hAnsi="Candara" w:cs="Segoe UI"/>
+          <w:color w:val="0D0D0D"/>
+          <w:sz w:val="18"/>
+          <w:szCs w:val="18"/>
+          <w:lang w:eastAsia="en-IN"/>
+        </w:rPr>
+      </w:pPr>
+    </w:p>
+    <w:p>
+      <w:pPr>
+        <w:shd w:val="clear" w:color="auto" w:fill="FCFCFC"/>
+        <w:spacing w:after="0" w:line="240" w:lineRule="auto"/>
+        <w:rPr>
+          <w:rFonts w:ascii="Candara" w:eastAsia="Times New Roman" w:hAnsi="Candara" w:cs="Segoe UI"/>
+          <w:color w:val="0D0D0D"/>
+          <w:sz w:val="18"/>
+          <w:szCs w:val="18"/>
+          <w:lang w:eastAsia="en-IN"/>
+        </w:rPr>
+      </w:pPr>
+    </w:p>
+    <w:p>
+      <w:pPr>
+        <w:shd w:val="clear" w:color="auto" w:fill="FCFCFC"/>
+        <w:spacing w:after="0" w:line="240" w:lineRule="auto"/>
+        <w:rPr>
+          <w:rFonts w:ascii="Candara" w:eastAsia="Times New Roman" w:hAnsi="Candara" w:cs="Segoe UI"/>
+          <w:color w:val="0D0D0D"/>
+          <w:sz w:val="18"/>
+          <w:szCs w:val="18"/>
+          <w:lang w:eastAsia="en-IN"/>
+        </w:rPr>
+      </w:pPr>
+    </w:p>
+    <w:p>
+      <w:pPr>
+        <w:shd w:val="clear" w:color="auto" w:fill="FCFCFC"/>
+        <w:spacing w:after="0" w:line="240" w:lineRule="auto"/>
+        <w:rPr>
+          <w:rFonts w:ascii="Candara" w:eastAsia="Times New Roman" w:hAnsi="Candara" w:cs="Segoe UI"/>
+          <w:color w:val="0D0D0D"/>
+          <w:sz w:val="18"/>
+          <w:szCs w:val="18"/>
+          <w:lang w:eastAsia="en-IN"/>
         </w:rPr>
       </w:pPr>
     </w:p>
